--- a/参考資料/【ガンバリオン】新卒プログラマーアンケート（氏名）.docx
+++ b/参考資料/【ガンバリオン】新卒プログラマーアンケート（氏名）.docx
@@ -76,6 +76,20 @@
                 <w:szCs w:val="21"/>
               </w:rPr>
             </w:pPr>
+            <w:r>
+              <w:rPr>
+                <w:rFonts w:ascii="ＭＳ Ｐゴシック" w:eastAsia="ＭＳ Ｐゴシック" w:hAnsi="ＭＳ Ｐゴシック" w:hint="eastAsia"/>
+                <w:szCs w:val="21"/>
+              </w:rPr>
+              <w:t>2</w:t>
+            </w:r>
+            <w:r>
+              <w:rPr>
+                <w:rFonts w:ascii="ＭＳ Ｐゴシック" w:eastAsia="ＭＳ Ｐゴシック" w:hAnsi="ＭＳ Ｐゴシック"/>
+                <w:szCs w:val="21"/>
+              </w:rPr>
+              <w:t>026</w:t>
+            </w:r>
           </w:p>
         </w:tc>
         <w:tc>
@@ -124,6 +138,13 @@
                 <w:szCs w:val="21"/>
               </w:rPr>
             </w:pPr>
+            <w:r>
+              <w:rPr>
+                <w:rFonts w:ascii="ＭＳ Ｐゴシック" w:eastAsia="ＭＳ Ｐゴシック" w:hAnsi="ＭＳ Ｐゴシック" w:hint="eastAsia"/>
+                <w:szCs w:val="21"/>
+              </w:rPr>
+              <w:t>8</w:t>
+            </w:r>
           </w:p>
         </w:tc>
         <w:tc>
@@ -173,6 +194,13 @@
                 <w:szCs w:val="21"/>
               </w:rPr>
             </w:pPr>
+            <w:r>
+              <w:rPr>
+                <w:rFonts w:ascii="ＭＳ Ｐゴシック" w:eastAsia="ＭＳ Ｐゴシック" w:hAnsi="ＭＳ Ｐゴシック" w:hint="eastAsia"/>
+                <w:szCs w:val="21"/>
+              </w:rPr>
+              <w:t>6</w:t>
+            </w:r>
           </w:p>
         </w:tc>
         <w:tc>
@@ -247,6 +275,13 @@
                 <w:sz w:val="24"/>
               </w:rPr>
             </w:pPr>
+            <w:r>
+              <w:rPr>
+                <w:rFonts w:ascii="ＭＳ Ｐゴシック" w:eastAsia="ＭＳ Ｐゴシック" w:hAnsi="ＭＳ Ｐゴシック" w:hint="eastAsia"/>
+                <w:sz w:val="24"/>
+              </w:rPr>
+              <w:t>岡松礼恩</w:t>
+            </w:r>
           </w:p>
         </w:tc>
       </w:tr>
@@ -295,9 +330,18 @@
               <w:jc w:val="left"/>
               <w:rPr>
                 <w:rFonts w:ascii="ＭＳ Ｐゴシック" w:eastAsia="ＭＳ Ｐゴシック" w:hAnsi="ＭＳ Ｐゴシック"/>
-                <w:szCs w:val="21"/>
-              </w:rPr>
-            </w:pPr>
+                <w:sz w:val="18"/>
+                <w:szCs w:val="18"/>
+              </w:rPr>
+            </w:pPr>
+            <w:r>
+              <w:rPr>
+                <w:rFonts w:ascii="ＭＳ Ｐゴシック" w:eastAsia="ＭＳ Ｐゴシック" w:hAnsi="ＭＳ Ｐゴシック" w:hint="eastAsia"/>
+                <w:sz w:val="18"/>
+                <w:szCs w:val="18"/>
+              </w:rPr>
+              <w:t>麻生情報ビジネス専門学校北九州校</w:t>
+            </w:r>
           </w:p>
         </w:tc>
         <w:tc>
@@ -346,6 +390,20 @@
                 <w:szCs w:val="14"/>
               </w:rPr>
             </w:pPr>
+            <w:r>
+              <w:rPr>
+                <w:rFonts w:ascii="ＭＳ Ｐゴシック" w:eastAsia="ＭＳ Ｐゴシック" w:hAnsi="ＭＳ Ｐゴシック" w:hint="eastAsia"/>
+                <w:szCs w:val="14"/>
+              </w:rPr>
+              <w:t>2</w:t>
+            </w:r>
+            <w:r>
+              <w:rPr>
+                <w:rFonts w:ascii="ＭＳ Ｐゴシック" w:eastAsia="ＭＳ Ｐゴシック" w:hAnsi="ＭＳ Ｐゴシック"/>
+                <w:szCs w:val="14"/>
+              </w:rPr>
+              <w:t>409406@s.asojuku.ac.jp</w:t>
+            </w:r>
           </w:p>
         </w:tc>
       </w:tr>
@@ -482,7 +540,7 @@
         <w:spacing w:line="160" w:lineRule="exact"/>
         <w:jc w:val="left"/>
         <w:rPr>
-          <w:rFonts w:ascii="ＭＳ Ｐゴシック" w:eastAsia="ＭＳ Ｐゴシック" w:hAnsi="ＭＳ Ｐゴシック" w:hint="eastAsia"/>
+          <w:rFonts w:ascii="ＭＳ Ｐゴシック" w:eastAsia="ＭＳ Ｐゴシック" w:hAnsi="ＭＳ Ｐゴシック"/>
           <w:szCs w:val="21"/>
         </w:rPr>
       </w:pPr>
@@ -653,7 +711,7 @@
                 </mc:Choice>
                 <mc:Fallback>
                   <w:pict>
-                    <v:oval w14:anchorId="5100F070" id="円/楕円 6" o:spid="_x0000_s1026" style="position:absolute;left:0;text-align:left;margin-left:640.5pt;margin-top:8.85pt;width:15pt;height:16.5pt;z-index:251658240;visibility:visible;mso-wrap-style:square;mso-width-percent:0;mso-height-percent:0;mso-wrap-distance-left:9pt;mso-wrap-distance-top:0;mso-wrap-distance-right:9pt;mso-wrap-distance-bottom:0;mso-position-horizontal:absolute;mso-position-horizontal-relative:text;mso-position-vertical:absolute;mso-position-vertical-relative:text;mso-width-percent:0;mso-height-percent:0;mso-width-relative:page;mso-height-relative:page;v-text-anchor:middle" o:gfxdata="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" filled="f" strokecolor="black [3213]" strokeweight="2pt"/>
+                    <v:oval w14:anchorId="6F64767B" id="円/楕円 6" o:spid="_x0000_s1026" style="position:absolute;left:0;text-align:left;margin-left:640.5pt;margin-top:8.85pt;width:15pt;height:16.5pt;z-index:251658240;visibility:visible;mso-wrap-style:square;mso-width-percent:0;mso-height-percent:0;mso-wrap-distance-left:9pt;mso-wrap-distance-top:0;mso-wrap-distance-right:9pt;mso-wrap-distance-bottom:0;mso-position-horizontal:absolute;mso-position-horizontal-relative:text;mso-position-vertical:absolute;mso-position-vertical-relative:text;mso-width-percent:0;mso-height-percent:0;mso-width-relative:page;mso-height-relative:page;v-text-anchor:middle" o:gfxdata="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" filled="f" strokecolor="black [3213]" strokeweight="2pt"/>
                   </w:pict>
                 </mc:Fallback>
               </mc:AlternateContent>
@@ -784,7 +842,7 @@
                 <w:sz w:val="22"/>
                 <w:szCs w:val="28"/>
               </w:rPr>
-              <w:t>例）　C＋＋</w:t>
+              <w:t>C＋＋</w:t>
             </w:r>
           </w:p>
         </w:tc>
@@ -816,7 +874,7 @@
                 <w:rFonts w:ascii="ＭＳ Ｐゴシック" w:eastAsia="ＭＳ Ｐゴシック" w:hAnsi="ＭＳ Ｐゴシック" w:hint="eastAsia"/>
                 <w:sz w:val="20"/>
               </w:rPr>
-              <w:t>２年半程度</w:t>
+              <w:t>２年程度</w:t>
             </w:r>
           </w:p>
         </w:tc>
@@ -844,7 +902,35 @@
                 <w:rFonts w:ascii="ＭＳ Ｐゴシック" w:eastAsia="ＭＳ Ｐゴシック" w:hAnsi="ＭＳ Ｐゴシック" w:hint="eastAsia"/>
                 <w:sz w:val="20"/>
               </w:rPr>
-              <w:t>シューティングゲームのチーム制作</w:t>
+              <w:t>2</w:t>
+            </w:r>
+            <w:r>
+              <w:rPr>
+                <w:rFonts w:ascii="ＭＳ Ｐゴシック" w:eastAsia="ＭＳ Ｐゴシック" w:hAnsi="ＭＳ Ｐゴシック"/>
+                <w:sz w:val="20"/>
+              </w:rPr>
+              <w:t>D</w:t>
+            </w:r>
+            <w:r>
+              <w:rPr>
+                <w:rFonts w:ascii="ＭＳ Ｐゴシック" w:eastAsia="ＭＳ Ｐゴシック" w:hAnsi="ＭＳ Ｐゴシック" w:hint="eastAsia"/>
+                <w:sz w:val="20"/>
+              </w:rPr>
+              <w:t>パズル</w:t>
+            </w:r>
+            <w:r>
+              <w:rPr>
+                <w:rFonts w:ascii="ＭＳ Ｐゴシック" w:eastAsia="ＭＳ Ｐゴシック" w:hAnsi="ＭＳ Ｐゴシック" w:hint="eastAsia"/>
+                <w:sz w:val="20"/>
+              </w:rPr>
+              <w:t>のチーム制作</w:t>
+            </w:r>
+            <w:r>
+              <w:rPr>
+                <w:rFonts w:ascii="ＭＳ Ｐゴシック" w:eastAsia="ＭＳ Ｐゴシック" w:hAnsi="ＭＳ Ｐゴシック" w:hint="eastAsia"/>
+                <w:sz w:val="20"/>
+              </w:rPr>
+              <w:t xml:space="preserve"> 提出作品の制作</w:t>
             </w:r>
           </w:p>
         </w:tc>
@@ -868,6 +954,13 @@
                 <w:sz w:val="20"/>
               </w:rPr>
             </w:pPr>
+            <w:r>
+              <w:rPr>
+                <w:rFonts w:ascii="ＭＳ Ｐゴシック" w:eastAsia="ＭＳ Ｐゴシック" w:hAnsi="ＭＳ Ｐゴシック" w:hint="eastAsia"/>
+                <w:sz w:val="20"/>
+              </w:rPr>
+              <w:t>C#</w:t>
+            </w:r>
           </w:p>
         </w:tc>
         <w:tc>
@@ -886,6 +979,13 @@
                 <w:sz w:val="20"/>
               </w:rPr>
             </w:pPr>
+            <w:r>
+              <w:rPr>
+                <w:rFonts w:ascii="ＭＳ Ｐゴシック" w:eastAsia="ＭＳ Ｐゴシック" w:hAnsi="ＭＳ Ｐゴシック" w:hint="eastAsia"/>
+                <w:sz w:val="20"/>
+              </w:rPr>
+              <w:t>約6ヵ月程度</w:t>
+            </w:r>
           </w:p>
         </w:tc>
         <w:tc>
@@ -903,6 +1003,27 @@
                 <w:sz w:val="20"/>
               </w:rPr>
             </w:pPr>
+            <w:r>
+              <w:rPr>
+                <w:rFonts w:ascii="ＭＳ Ｐゴシック" w:eastAsia="ＭＳ Ｐゴシック" w:hAnsi="ＭＳ Ｐゴシック" w:hint="eastAsia"/>
+                <w:sz w:val="20"/>
+              </w:rPr>
+              <w:t>U</w:t>
+            </w:r>
+            <w:r>
+              <w:rPr>
+                <w:rFonts w:ascii="ＭＳ Ｐゴシック" w:eastAsia="ＭＳ Ｐゴシック" w:hAnsi="ＭＳ Ｐゴシック"/>
+                <w:sz w:val="20"/>
+              </w:rPr>
+              <w:t>nity</w:t>
+            </w:r>
+            <w:r>
+              <w:rPr>
+                <w:rFonts w:ascii="ＭＳ Ｐゴシック" w:eastAsia="ＭＳ Ｐゴシック" w:hAnsi="ＭＳ Ｐゴシック" w:hint="eastAsia"/>
+                <w:sz w:val="20"/>
+              </w:rPr>
+              <w:t>でのチーム制作　授業</w:t>
+            </w:r>
           </w:p>
         </w:tc>
       </w:tr>
@@ -1313,7 +1434,7 @@
         <w:spacing w:line="160" w:lineRule="exact"/>
         <w:jc w:val="left"/>
         <w:rPr>
-          <w:rFonts w:ascii="ＭＳ Ｐゴシック" w:eastAsia="ＭＳ Ｐゴシック" w:hAnsi="ＭＳ Ｐゴシック" w:hint="eastAsia"/>
+          <w:rFonts w:ascii="ＭＳ Ｐゴシック" w:eastAsia="ＭＳ Ｐゴシック" w:hAnsi="ＭＳ Ｐゴシック"/>
           <w:szCs w:val="21"/>
         </w:rPr>
       </w:pPr>
@@ -1903,7 +2024,7 @@
         </mc:Choice>
         <mc:Fallback>
           <w:pict>
-            <v:line w14:anchorId="2FD74E2D" id="直線コネクタ 3" o:spid="_x0000_s1026" style="position:absolute;left:0;text-align:left;z-index:251658240;visibility:visible;mso-wrap-style:square;mso-width-percent:0;mso-height-percent:0;mso-wrap-distance-left:9pt;mso-wrap-distance-top:0;mso-wrap-distance-right:9pt;mso-wrap-distance-bottom:0;mso-position-horizontal:absolute;mso-position-horizontal-relative:text;mso-position-vertical:absolute;mso-position-vertical-relative:text;mso-width-percent:0;mso-height-percent:0;mso-width-relative:page;mso-height-relative:page" from="-12.6pt,3.65pt" to="547.65pt,3.65pt" o:gfxdata="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" strokecolor="#548dd4 [1951]" strokeweight="4.5pt">
+            <v:line w14:anchorId="2B3663A0" id="直線コネクタ 3" o:spid="_x0000_s1026" style="position:absolute;left:0;text-align:left;z-index:251658240;visibility:visible;mso-wrap-style:square;mso-width-percent:0;mso-height-percent:0;mso-wrap-distance-left:9pt;mso-wrap-distance-top:0;mso-wrap-distance-right:9pt;mso-wrap-distance-bottom:0;mso-position-horizontal:absolute;mso-position-horizontal-relative:text;mso-position-vertical:absolute;mso-position-vertical-relative:text;mso-width-percent:0;mso-height-percent:0;mso-width-relative:page;mso-height-relative:page" from="-12.6pt,3.65pt" to="547.65pt,3.65pt" o:gfxdata="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" strokecolor="#548dd4 [1951]" strokeweight="4.5pt">
               <v:stroke linestyle="thickThin"/>
             </v:line>
           </w:pict>
